--- a/app/docx_templates/contract_template.docx
+++ b/app/docx_templates/contract_template.docx
@@ -387,10 +387,13 @@
         <w:rPr>
           <w:b/>
         </w:rPr>
-        <w:t xml:space="preserve">GST @ {{ gst_percent }}%: </w:t>
+        <w:t xml:space="preserve">{{ tax_type }} @ {{ tax_percent }}%: </w:t>
       </w:r>
       <w:r>
-        <w:t>Rs. {{ gst_amount }}</w:t>
+        <w:rPr>
+          <w:b w:val="0"/>
+        </w:rPr>
+        <w:t>Rs. {{ tax_amount }}</w:t>
       </w:r>
     </w:p>
     <w:p>
